--- a/Banking_Loan_Case_Study.docx
+++ b/Banking_Loan_Case_Study.docx
@@ -7,6 +7,9 @@
         <w:pStyle w:val="Title"/>
       </w:pPr>
       <w:r>
+        <w:rPr>
+          <w:color w:val="000000"/>
+        </w:rPr>
         <w:t>Banking Loan Application Process Transformation</w:t>
       </w:r>
     </w:p>
@@ -25,6 +28,9 @@
         <w:pStyle w:val="Heading2"/>
       </w:pPr>
       <w:r>
+        <w:rPr>
+          <w:color w:val="000000"/>
+        </w:rPr>
         <w:t>The business question</w:t>
       </w:r>
     </w:p>
@@ -38,6 +44,9 @@
         <w:pStyle w:val="Heading2"/>
       </w:pPr>
       <w:r>
+        <w:rPr>
+          <w:color w:val="000000"/>
+        </w:rPr>
         <w:t>What the analysis found</w:t>
       </w:r>
     </w:p>
@@ -391,6 +400,9 @@
         <w:pStyle w:val="Heading2"/>
       </w:pPr>
       <w:r>
+        <w:rPr>
+          <w:color w:val="000000"/>
+        </w:rPr>
         <w:t>Recommended direction</w:t>
       </w:r>
     </w:p>
@@ -414,6 +426,9 @@
         <w:pStyle w:val="Heading1"/>
       </w:pPr>
       <w:r>
+        <w:rPr>
+          <w:color w:val="000000"/>
+        </w:rPr>
         <w:t>Scope and analytical method</w:t>
       </w:r>
     </w:p>
@@ -422,6 +437,9 @@
         <w:pStyle w:val="Heading2"/>
       </w:pPr>
       <w:r>
+        <w:rPr>
+          <w:color w:val="000000"/>
+        </w:rPr>
         <w:t>A project grounded in banking experience</w:t>
       </w:r>
     </w:p>
@@ -435,17 +453,20 @@
         <w:pStyle w:val="Heading2"/>
       </w:pPr>
       <w:r>
+        <w:rPr>
+          <w:color w:val="000000"/>
+        </w:rPr>
         <w:t>Data preparation</w:t>
       </w:r>
     </w:p>
     <w:p>
       <w:r>
-        <w:t>The generator created 600 applications and introduced 12 duplicate export rows plus 18 channel labels with case or whitespace differences. SQL removed exact duplicate payloads, normalized channel labels and enforced a unique application key. The clean table contains 600 rows.</w:t>
+        <w:t>The supplied Python generator created 600 applications and introduced 12 duplicate export rows plus 18 inconsistent channel labels. The supplied SQL preparation removed exact duplicates, normalized channels and enforced a unique application key. The clean table contains 600 rows.</w:t>
       </w:r>
     </w:p>
     <w:p>
       <w:r>
-        <w:t>Quality checks found no missing required fields, invalid date order, future observed dates or inconsistent status dates in the generated sample. Completed stage durations reconcile exactly to decision days. Conflicting duplicate IDs would fail loading rather than be silently selected.</w:t>
+        <w:t>Guided SQL practice checked raw and clean row counts, duplicate IDs, unique applications, channel volumes, stage averages, branch queues, decisions within 7 days, open aging and missing document comparisons. The uploaded queries read the prepared database.</w:t>
       </w:r>
     </w:p>
     <w:p>
@@ -453,6 +474,9 @@
         <w:pStyle w:val="Heading2"/>
       </w:pPr>
       <w:r>
+        <w:rPr>
+          <w:color w:val="000000"/>
+        </w:rPr>
         <w:t>Metric definitions</w:t>
       </w:r>
     </w:p>
@@ -732,12 +756,15 @@
         <w:pStyle w:val="Heading2"/>
       </w:pPr>
       <w:r>
+        <w:rPr>
+          <w:color w:val="000000"/>
+        </w:rPr>
         <w:t>Tools and verification</w:t>
       </w:r>
     </w:p>
     <w:p>
       <w:r>
-        <w:t>SQLite provides cleaning, aggregations, conditional metrics and window functions. Excel contains row formulas, conditional summaries and an editable stage chart. Headline Excel values reconcile to SQL. A target change from 7 to 8 days was tested in the calculation runtime. Excel desktop was not tested.</w:t>
+        <w:t>Hassaan used SQLite in VS Code for SQL analysis, Excel for calculations and business analysis worksheets, and Power BI for report development. The repository includes the SQL practice file, prepared database, workbook and a static Power BI report screenshot. The screenshot is not interactive.</w:t>
       </w:r>
     </w:p>
     <w:p>
@@ -750,6 +777,9 @@
         <w:pStyle w:val="Heading1"/>
       </w:pPr>
       <w:r>
+        <w:rPr>
+          <w:color w:val="000000"/>
+        </w:rPr>
         <w:t>Findings and proposed changes</w:t>
       </w:r>
     </w:p>
@@ -992,17 +1022,20 @@
         <w:pStyle w:val="Heading2"/>
       </w:pPr>
       <w:r>
+        <w:rPr>
+          <w:color w:val="000000"/>
+        </w:rPr>
         <w:t>Translate findings into business analysis</w:t>
       </w:r>
     </w:p>
     <w:p>
       <w:r>
-        <w:t>The proposed future process keeps the submission clock intact, records document readiness, assigns a queue owner and routes aged work for manager review. Only authorized underwriting users record decisions. Requirements are prioritized with MoSCoW and linked to explicit tests.</w:t>
+        <w:t>The proposed process checks document completeness before review queue entry, records document readiness, displays queue ownership and flags aged active applications. The workbook links requirements FR01 to FR03 with acceptance criteria, traceability and proposed UAT scenarios.</w:t>
       </w:r>
     </w:p>
     <w:p>
       <w:r>
-        <w:t>Example: FR04 asks for an open application aging flag. Test T05 specifies that an open case aged 8 days is flagged at a 7 day threshold, while an open case aged 7 days and a withdrawn case are not. This makes a broad business request testable.</w:t>
+        <w:t>Example: FR03 defines the active application aging flag. UAT05 checks that exactly 7 days is not flagged; UAT06 checks that 8 days is flagged; UAT07 excludes approved, declined and withdrawn cases. These scenarios turn a broad request into testable expected behavior.</w:t>
       </w:r>
     </w:p>
     <w:p>
@@ -1010,12 +1043,15 @@
         <w:pStyle w:val="Heading2"/>
       </w:pPr>
       <w:r>
+        <w:rPr>
+          <w:color w:val="000000"/>
+        </w:rPr>
         <w:t>Status of the artifacts</w:t>
       </w:r>
     </w:p>
     <w:p>
       <w:r>
-        <w:t>Process maps, stakeholder roles, requirements, user stories and UAT cases are proposed designs. No interviews, business signoff or system UAT occurred. The separate data checks were executed and saved as validation evidence.</w:t>
+        <w:t>The process map, requirements, acceptance criteria, traceability, KPI plan and UAT scenarios are proposed designs. No stakeholder interviews, business signoff or system UAT occurred. SQL data checks are separate from acceptance testing of an implemented system.</w:t>
       </w:r>
     </w:p>
     <w:p>
@@ -1028,6 +1064,9 @@
         <w:pStyle w:val="Heading1"/>
       </w:pPr>
       <w:r>
+        <w:rPr>
+          <w:color w:val="000000"/>
+        </w:rPr>
         <w:t>Validation plan and limitations</w:t>
       </w:r>
     </w:p>
@@ -1036,17 +1075,20 @@
         <w:pStyle w:val="Heading2"/>
       </w:pPr>
       <w:r>
+        <w:rPr>
+          <w:color w:val="000000"/>
+        </w:rPr>
         <w:t>How a pilot would test the proposal</w:t>
       </w:r>
     </w:p>
     <w:p>
       <w:r>
-        <w:t>A proposed 8 week intake pilot would compare equally mature application cohorts, ideally with a concurrent comparison group. Track channel, amount band, case complexity, staffing and seasonality before attributing a change to the new process. Complexity and staffing are not in this dataset.</w:t>
+        <w:t>A proposed 4 week pilot would test the document checklist, shared review queue and daily follow up flags. Compare similarly mature cohorts using consistent definitions, ideally with a concurrent comparison group. Consider channel mix, complexity, staffing and seasonality; complexity and staffing are not measured here.</w:t>
       </w:r>
     </w:p>
     <w:p>
       <w:r>
-        <w:t>Planning targets are a 15% reduction in mean decision days and a missing document rate of 25% or less. A 15% reduction from 8.54 days implies about 7.26 days. These are unvalidated targets, not predictions or achieved results. No monetary savings are claimed.</w:t>
+        <w:t>Proposed targets are average decision time of 7.00 days or less, average queue time of 3.00 days or less, missing documents at intake of 25.0% or less, and at least 60.0% of completed decisions within 7 days. Baselines are 8.54 days, 3.92 days, 34.8% and 43.0%, respectively. Targets are illustrative and have not been approved, tested or achieved.</w:t>
       </w:r>
     </w:p>
     <w:p>
@@ -1054,12 +1096,15 @@
         <w:pStyle w:val="Heading2"/>
       </w:pPr>
       <w:r>
+        <w:rPr>
+          <w:color w:val="000000"/>
+        </w:rPr>
         <w:t>Guardrails</w:t>
       </w:r>
     </w:p>
     <w:p>
       <w:r>
-        <w:t>Report mean, median, p90, within target rate, open aging and withdrawals together. Monitor complaints, access failures and audit exceptions. Agree acceptable thresholds before a pilot. A faster completed cohort is not sufficient if unresolved work grows.</w:t>
+        <w:t>Track mean, median, p90, within target rate, open aging and withdrawals together. Follow unresolved cases beyond the pilot window so unfinished work is visible. Monitor complaints, access failures and audit exceptions. Agree acceptable thresholds before a pilot; faster decisions alone do not establish success.</w:t>
       </w:r>
     </w:p>
     <w:p>
@@ -1067,6 +1112,9 @@
         <w:pStyle w:val="Heading2"/>
       </w:pPr>
       <w:r>
+        <w:rPr>
+          <w:color w:val="000000"/>
+        </w:rPr>
         <w:t>What this dataset cannot establish</w:t>
       </w:r>
     </w:p>
@@ -1080,12 +1128,15 @@
         <w:pStyle w:val="Heading2"/>
       </w:pPr>
       <w:r>
-        <w:t>Portfolio evidence and next phase</w:t>
+        <w:rPr>
+          <w:color w:val="000000"/>
+        </w:rPr>
+        <w:t>Portfolio evidence</w:t>
       </w:r>
     </w:p>
     <w:p>
       <w:r>
-        <w:t>The package includes raw and clean CSVs, executable SQL, a SQLite database, Excel formulas, requirements traceability, process maps, user stories, a UAT plan and a learning guide. Power BI is planned for a later phase and is not included as completed work.</w:t>
+        <w:t>The repository includes the Excel workbook, SQL practice queries, prepared SQLite database, case study, proposed process map and Power BI report screenshot. The workbook contains gap analysis, requirements, acceptance criteria, traceability, a UAT plan and KPI targets. An editable Power BI report file is not included.</w:t>
       </w:r>
     </w:p>
     <w:p>
@@ -1093,12 +1144,15 @@
         <w:pStyle w:val="Heading2"/>
       </w:pPr>
       <w:r>
+        <w:rPr>
+          <w:color w:val="000000"/>
+        </w:rPr>
         <w:t>Authorship and presentation</w:t>
       </w:r>
     </w:p>
     <w:p>
       <w:r>
-        <w:t>Initial materials were developed with AI assistance for Hassaan to review, reproduce and adapt. Before presenting the project, he should explain the metric denominators, reproduce a query, justify a proposed requirement and describe the limitations. Any resume claim should describe an independent simulation and work he can substantiate.</w:t>
+        <w:t>Hassaan completed this guided portfolio project with ChatGPT assistance, working through Excel calculations, SQL queries, business analysis artifacts and Power BI reporting. AI supplied initial data and database preparation, example queries, explanations, troubleshooting, document drafts and the process map. No independent authorship of the full preparation pipeline or real bank implementation is claimed.</w:t>
       </w:r>
     </w:p>
     <w:sectPr>
@@ -1544,7 +1598,7 @@
       <w:rFonts w:asciiTheme="majorHAnsi" w:eastAsiaTheme="majorEastAsia" w:hAnsiTheme="majorHAnsi" w:cstheme="majorBidi"/>
       <w:b/>
       <w:bCs/>
-      <w:color w:val="18334F"/>
+      <w:color w:val="000000"/>
       <w:sz w:val="38"/>
       <w:szCs w:val="28"/>
     </w:rPr>
@@ -1568,7 +1622,7 @@
       <w:rFonts w:asciiTheme="majorHAnsi" w:eastAsiaTheme="majorEastAsia" w:hAnsiTheme="majorHAnsi" w:cstheme="majorBidi"/>
       <w:b/>
       <w:bCs/>
-      <w:color w:val="18334F"/>
+      <w:color w:val="000000"/>
       <w:sz w:val="26"/>
       <w:szCs w:val="26"/>
     </w:rPr>
@@ -1592,7 +1646,7 @@
       <w:rFonts w:asciiTheme="majorHAnsi" w:eastAsiaTheme="majorEastAsia" w:hAnsiTheme="majorHAnsi" w:cstheme="majorBidi"/>
       <w:b/>
       <w:bCs/>
-      <w:color w:val="4F81BD" w:themeColor="accent1"/>
+      <w:color w:val="000000"/>
     </w:rPr>
   </w:style>
   <w:style w:type="paragraph" w:styleId="Heading4">
@@ -1617,7 +1671,7 @@
       <w:bCs/>
       <w:i/>
       <w:iCs/>
-      <w:color w:val="4F81BD" w:themeColor="accent1"/>
+      <w:color w:val="000000"/>
     </w:rPr>
   </w:style>
   <w:style w:type="paragraph" w:styleId="Heading5">
@@ -1638,7 +1692,7 @@
     </w:pPr>
     <w:rPr>
       <w:rFonts w:asciiTheme="majorHAnsi" w:eastAsiaTheme="majorEastAsia" w:hAnsiTheme="majorHAnsi" w:cstheme="majorBidi"/>
-      <w:color w:val="243F60" w:themeColor="accent1" w:themeShade="7F"/>
+      <w:color w:val="000000"/>
     </w:rPr>
   </w:style>
   <w:style w:type="paragraph" w:styleId="Heading6">
@@ -1661,7 +1715,7 @@
       <w:rFonts w:asciiTheme="majorHAnsi" w:eastAsiaTheme="majorEastAsia" w:hAnsiTheme="majorHAnsi" w:cstheme="majorBidi"/>
       <w:i/>
       <w:iCs/>
-      <w:color w:val="243F60" w:themeColor="accent1" w:themeShade="7F"/>
+      <w:color w:val="000000"/>
     </w:rPr>
   </w:style>
   <w:style w:type="paragraph" w:styleId="Heading7">
@@ -1684,7 +1738,7 @@
       <w:rFonts w:asciiTheme="majorHAnsi" w:eastAsiaTheme="majorEastAsia" w:hAnsiTheme="majorHAnsi" w:cstheme="majorBidi"/>
       <w:i/>
       <w:iCs/>
-      <w:color w:val="404040" w:themeColor="text1" w:themeTint="BF"/>
+      <w:color w:val="000000"/>
     </w:rPr>
   </w:style>
   <w:style w:type="paragraph" w:styleId="Heading8">
@@ -1705,7 +1759,7 @@
     </w:pPr>
     <w:rPr>
       <w:rFonts w:asciiTheme="majorHAnsi" w:eastAsiaTheme="majorEastAsia" w:hAnsiTheme="majorHAnsi" w:cstheme="majorBidi"/>
-      <w:color w:val="4F81BD" w:themeColor="accent1"/>
+      <w:color w:val="000000"/>
       <w:sz w:val="20"/>
       <w:szCs w:val="20"/>
     </w:rPr>
@@ -1730,7 +1784,7 @@
       <w:rFonts w:asciiTheme="majorHAnsi" w:eastAsiaTheme="majorEastAsia" w:hAnsiTheme="majorHAnsi" w:cstheme="majorBidi"/>
       <w:i/>
       <w:iCs/>
-      <w:color w:val="404040" w:themeColor="text1" w:themeTint="BF"/>
+      <w:color w:val="000000"/>
       <w:sz w:val="20"/>
       <w:szCs w:val="20"/>
     </w:rPr>
@@ -1781,7 +1835,7 @@
       <w:rFonts w:asciiTheme="majorHAnsi" w:eastAsiaTheme="majorEastAsia" w:hAnsiTheme="majorHAnsi" w:cstheme="majorBidi"/>
       <w:b/>
       <w:bCs/>
-      <w:color w:val="365F91" w:themeColor="accent1" w:themeShade="BF"/>
+      <w:color w:val="000000"/>
       <w:sz w:val="28"/>
       <w:szCs w:val="28"/>
     </w:rPr>
@@ -1796,7 +1850,7 @@
       <w:rFonts w:asciiTheme="majorHAnsi" w:eastAsiaTheme="majorEastAsia" w:hAnsiTheme="majorHAnsi" w:cstheme="majorBidi"/>
       <w:b/>
       <w:bCs/>
-      <w:color w:val="4F81BD" w:themeColor="accent1"/>
+      <w:color w:val="000000"/>
       <w:sz w:val="26"/>
       <w:szCs w:val="26"/>
     </w:rPr>
@@ -1811,7 +1865,7 @@
       <w:rFonts w:asciiTheme="majorHAnsi" w:eastAsiaTheme="majorEastAsia" w:hAnsiTheme="majorHAnsi" w:cstheme="majorBidi"/>
       <w:b/>
       <w:bCs/>
-      <w:color w:val="4F81BD" w:themeColor="accent1"/>
+      <w:color w:val="000000"/>
     </w:rPr>
   </w:style>
   <w:style w:type="paragraph" w:styleId="Title">
@@ -1828,7 +1882,7 @@
     </w:pPr>
     <w:rPr>
       <w:rFonts w:asciiTheme="majorHAnsi" w:eastAsiaTheme="majorEastAsia" w:hAnsiTheme="majorHAnsi" w:cstheme="majorBidi"/>
-      <w:color w:val="18334F"/>
+      <w:color w:val="000000"/>
       <w:spacing w:val="5"/>
       <w:kern w:val="28"/>
       <w:sz w:val="54"/>
@@ -1867,7 +1921,7 @@
       <w:rFonts w:asciiTheme="majorHAnsi" w:eastAsiaTheme="majorEastAsia" w:hAnsiTheme="majorHAnsi" w:cstheme="majorBidi"/>
       <w:i/>
       <w:iCs/>
-      <w:color w:val="4F81BD" w:themeColor="accent1"/>
+      <w:color w:val="000000"/>
       <w:spacing w:val="15"/>
       <w:sz w:val="24"/>
       <w:szCs w:val="24"/>
@@ -2183,7 +2237,7 @@
       <w:bCs/>
       <w:i/>
       <w:iCs/>
-      <w:color w:val="4F81BD" w:themeColor="accent1"/>
+      <w:color w:val="000000"/>
     </w:rPr>
   </w:style>
   <w:style w:type="character" w:customStyle="1" w:styleId="Heading5Char">
@@ -2195,7 +2249,7 @@
     <w:rsid w:val="00FC693F"/>
     <w:rPr>
       <w:rFonts w:asciiTheme="majorHAnsi" w:eastAsiaTheme="majorEastAsia" w:hAnsiTheme="majorHAnsi" w:cstheme="majorBidi"/>
-      <w:color w:val="243F60" w:themeColor="accent1" w:themeShade="7F"/>
+      <w:color w:val="000000"/>
     </w:rPr>
   </w:style>
   <w:style w:type="character" w:customStyle="1" w:styleId="Heading6Char">
@@ -2209,7 +2263,7 @@
       <w:rFonts w:asciiTheme="majorHAnsi" w:eastAsiaTheme="majorEastAsia" w:hAnsiTheme="majorHAnsi" w:cstheme="majorBidi"/>
       <w:i/>
       <w:iCs/>
-      <w:color w:val="243F60" w:themeColor="accent1" w:themeShade="7F"/>
+      <w:color w:val="000000"/>
     </w:rPr>
   </w:style>
   <w:style w:type="character" w:customStyle="1" w:styleId="Heading7Char">
@@ -2223,7 +2277,7 @@
       <w:rFonts w:asciiTheme="majorHAnsi" w:eastAsiaTheme="majorEastAsia" w:hAnsiTheme="majorHAnsi" w:cstheme="majorBidi"/>
       <w:i/>
       <w:iCs/>
-      <w:color w:val="404040" w:themeColor="text1" w:themeTint="BF"/>
+      <w:color w:val="000000"/>
     </w:rPr>
   </w:style>
   <w:style w:type="character" w:customStyle="1" w:styleId="Heading8Char">
@@ -2235,7 +2289,7 @@
     <w:rsid w:val="00FC693F"/>
     <w:rPr>
       <w:rFonts w:asciiTheme="majorHAnsi" w:eastAsiaTheme="majorEastAsia" w:hAnsiTheme="majorHAnsi" w:cstheme="majorBidi"/>
-      <w:color w:val="4F81BD" w:themeColor="accent1"/>
+      <w:color w:val="000000"/>
       <w:sz w:val="20"/>
       <w:szCs w:val="20"/>
     </w:rPr>
@@ -2251,7 +2305,7 @@
       <w:rFonts w:asciiTheme="majorHAnsi" w:eastAsiaTheme="majorEastAsia" w:hAnsiTheme="majorHAnsi" w:cstheme="majorBidi"/>
       <w:i/>
       <w:iCs/>
-      <w:color w:val="404040" w:themeColor="text1" w:themeTint="BF"/>
+      <w:color w:val="000000"/>
       <w:sz w:val="20"/>
       <w:szCs w:val="20"/>
     </w:rPr>
